--- a/docs/word/CHANGELOG.docx
+++ b/docs/word/CHANGELOG.docx
@@ -4,7 +4,120 @@
   <w:body>
     <w:p>
       <w:pPr>
-        <w:spacing w:after="80"/>
+        <w:spacing w:after="0" w:before="1800"/>
+        <w:jc w:val="center"/>
+      </w:pPr>
+      <w:r>
+        <w:rPr>
+          <w:rFonts w:ascii="Prompt" w:cs="Prompt" w:eastAsia="Prompt" w:hAnsi="Prompt"/>
+          <w:b/>
+          <w:bCs/>
+          <w:color w:val="0C447C"/>
+          <w:sz w:val="28"/>
+          <w:szCs w:val="28"/>
+        </w:rPr>
+        <w:t xml:space="preserve">WS-Sale-App</w:t>
+      </w:r>
+    </w:p>
+    <w:p>
+      <w:pPr>
+        <w:spacing w:after="0"/>
+        <w:jc w:val="center"/>
+      </w:pPr>
+      <w:r>
+        <w:rPr>
+          <w:rFonts w:ascii="Prompt" w:cs="Prompt" w:eastAsia="Prompt" w:hAnsi="Prompt"/>
+          <w:color w:val="BA7517"/>
+          <w:sz w:val="20"/>
+          <w:szCs w:val="20"/>
+        </w:rPr>
+        <w:t xml:space="preserve">World Fert Co., Ltd.</w:t>
+      </w:r>
+    </w:p>
+    <w:p>
+      <w:pPr>
+        <w:pBdr>
+          <w:bottom w:val="single" w:color="1F3864" w:sz="18" w:space="6"/>
+        </w:pBdr>
+        <w:spacing w:after="120" w:before="240"/>
+        <w:jc w:val="center"/>
+      </w:pPr>
+      <w:r>
+        <w:rPr>
+          <w:rFonts w:ascii="Prompt" w:cs="Prompt" w:eastAsia="Prompt" w:hAnsi="Prompt"/>
+          <w:b/>
+          <w:bCs/>
+          <w:color w:val="1F3864"/>
+          <w:sz w:val="40"/>
+          <w:szCs w:val="40"/>
+        </w:rPr>
+        <w:t xml:space="preserve">CHANGELOG</w:t>
+      </w:r>
+    </w:p>
+    <w:p>
+      <w:pPr>
+        <w:spacing w:after="600" w:before="120"/>
+        <w:jc w:val="center"/>
+      </w:pPr>
+      <w:r>
+        <w:rPr>
+          <w:rFonts w:ascii="Prompt" w:cs="Prompt" w:eastAsia="Prompt" w:hAnsi="Prompt"/>
+          <w:color w:val="8A8A8A"/>
+          <w:sz w:val="18"/>
+          <w:szCs w:val="18"/>
+        </w:rPr>
+        <w:t xml:space="preserve">Enterprise Production Documentation · Confidential</w:t>
+      </w:r>
+    </w:p>
+    <w:p>
+      <w:r>
+        <w:br w:type="page"/>
+      </w:r>
+    </w:p>
+    <w:p>
+      <w:pPr>
+        <w:pStyle w:val="Heading1"/>
+        <w:spacing w:after="120"/>
+      </w:pPr>
+      <w:r>
+        <w:rPr>
+          <w:rFonts w:ascii="Prompt" w:cs="Prompt" w:eastAsia="Prompt" w:hAnsi="Prompt"/>
+          <w:b/>
+          <w:bCs/>
+          <w:color w:val="1F3864"/>
+          <w:sz w:val="30"/>
+          <w:szCs w:val="30"/>
+        </w:rPr>
+        <w:t xml:space="preserve">สารบัญ (Contents)</w:t>
+      </w:r>
+    </w:p>
+    <w:sdt>
+      <w:sdtPr>
+        <w:alias w:val="Contents"/>
+      </w:sdtPr>
+      <w:sdtContent>
+        <w:p>
+          <w:r>
+            <w:fldChar w:fldCharType="begin" w:dirty="true"/>
+            <w:instrText xml:space="preserve">TOC \h \o "1-3"</w:instrText>
+            <w:fldChar w:fldCharType="separate"/>
+          </w:r>
+        </w:p>
+        <w:p>
+          <w:r>
+            <w:fldChar w:fldCharType="end"/>
+          </w:r>
+        </w:p>
+      </w:sdtContent>
+    </w:sdt>
+    <w:p>
+      <w:r>
+        <w:br w:type="page"/>
+      </w:r>
+    </w:p>
+    <w:p>
+      <w:pPr>
+        <w:spacing w:after="80" w:line="276"/>
       </w:pPr>
       <w:r>
         <w:rPr>
@@ -16,10 +129,12 @@
     <w:p>
       <w:pPr>
         <w:pStyle w:val="Heading2"/>
-      </w:pPr>
-      <w:r>
-        <w:rPr>
-          <w:rFonts w:ascii="Prompt" w:cs="Prompt" w:eastAsia="Prompt" w:hAnsi="Prompt"/>
+        <w:spacing w:after="120" w:before="220"/>
+      </w:pPr>
+      <w:r>
+        <w:rPr>
+          <w:rFonts w:ascii="Prompt" w:cs="Prompt" w:eastAsia="Prompt" w:hAnsi="Prompt"/>
+          <w:color w:val="0C447C"/>
         </w:rPr>
         <w:t xml:space="preserve">[v4.2.0] - 2026-06-26</w:t>
       </w:r>
@@ -27,10 +142,12 @@
     <w:p>
       <w:pPr>
         <w:pStyle w:val="Heading3"/>
-      </w:pPr>
-      <w:r>
-        <w:rPr>
-          <w:rFonts w:ascii="Prompt" w:cs="Prompt" w:eastAsia="Prompt" w:hAnsi="Prompt"/>
+        <w:spacing w:after="120" w:before="220"/>
+      </w:pPr>
+      <w:r>
+        <w:rPr>
+          <w:rFonts w:ascii="Prompt" w:cs="Prompt" w:eastAsia="Prompt" w:hAnsi="Prompt"/>
+          <w:color w:val="0C447C"/>
         </w:rPr>
         <w:t xml:space="preserve">Added</w:t>
       </w:r>
@@ -42,6 +159,7 @@
           <w:ilvl w:val="0"/>
           <w:numId w:val="2"/>
         </w:numPr>
+        <w:spacing w:after="30"/>
       </w:pPr>
       <w:r>
         <w:rPr>
@@ -65,6 +183,7 @@
           <w:ilvl w:val="0"/>
           <w:numId w:val="2"/>
         </w:numPr>
+        <w:spacing w:after="30"/>
       </w:pPr>
       <w:r>
         <w:rPr>
@@ -88,6 +207,7 @@
           <w:ilvl w:val="0"/>
           <w:numId w:val="2"/>
         </w:numPr>
+        <w:spacing w:after="30"/>
       </w:pPr>
       <w:r>
         <w:rPr>
@@ -111,6 +231,7 @@
           <w:ilvl w:val="0"/>
           <w:numId w:val="2"/>
         </w:numPr>
+        <w:spacing w:after="30"/>
       </w:pPr>
       <w:r>
         <w:rPr>
@@ -130,10 +251,12 @@
     <w:p>
       <w:pPr>
         <w:pStyle w:val="Heading3"/>
-      </w:pPr>
-      <w:r>
-        <w:rPr>
-          <w:rFonts w:ascii="Prompt" w:cs="Prompt" w:eastAsia="Prompt" w:hAnsi="Prompt"/>
+        <w:spacing w:after="120" w:before="220"/>
+      </w:pPr>
+      <w:r>
+        <w:rPr>
+          <w:rFonts w:ascii="Prompt" w:cs="Prompt" w:eastAsia="Prompt" w:hAnsi="Prompt"/>
+          <w:color w:val="0C447C"/>
         </w:rPr>
         <w:t xml:space="preserve">Changed</w:t>
       </w:r>
@@ -145,6 +268,7 @@
           <w:ilvl w:val="0"/>
           <w:numId w:val="2"/>
         </w:numPr>
+        <w:spacing w:after="30"/>
       </w:pPr>
       <w:r>
         <w:rPr>
@@ -164,10 +288,12 @@
     <w:p>
       <w:pPr>
         <w:pStyle w:val="Heading2"/>
-      </w:pPr>
-      <w:r>
-        <w:rPr>
-          <w:rFonts w:ascii="Prompt" w:cs="Prompt" w:eastAsia="Prompt" w:hAnsi="Prompt"/>
+        <w:spacing w:after="120" w:before="220"/>
+      </w:pPr>
+      <w:r>
+        <w:rPr>
+          <w:rFonts w:ascii="Prompt" w:cs="Prompt" w:eastAsia="Prompt" w:hAnsi="Prompt"/>
+          <w:color w:val="0C447C"/>
         </w:rPr>
         <w:t xml:space="preserve">[v4.1.0] - 2026-06-25</w:t>
       </w:r>
@@ -175,10 +301,12 @@
     <w:p>
       <w:pPr>
         <w:pStyle w:val="Heading3"/>
-      </w:pPr>
-      <w:r>
-        <w:rPr>
-          <w:rFonts w:ascii="Prompt" w:cs="Prompt" w:eastAsia="Prompt" w:hAnsi="Prompt"/>
+        <w:spacing w:after="120" w:before="220"/>
+      </w:pPr>
+      <w:r>
+        <w:rPr>
+          <w:rFonts w:ascii="Prompt" w:cs="Prompt" w:eastAsia="Prompt" w:hAnsi="Prompt"/>
+          <w:color w:val="0C447C"/>
         </w:rPr>
         <w:t xml:space="preserve">Changed</w:t>
       </w:r>
@@ -190,6 +318,7 @@
           <w:ilvl w:val="0"/>
           <w:numId w:val="2"/>
         </w:numPr>
+        <w:spacing w:after="30"/>
       </w:pPr>
       <w:r>
         <w:rPr>
@@ -213,6 +342,7 @@
           <w:ilvl w:val="0"/>
           <w:numId w:val="2"/>
         </w:numPr>
+        <w:spacing w:after="30"/>
       </w:pPr>
       <w:r>
         <w:rPr>
@@ -236,6 +366,7 @@
           <w:ilvl w:val="0"/>
           <w:numId w:val="2"/>
         </w:numPr>
+        <w:spacing w:after="30"/>
       </w:pPr>
       <w:r>
         <w:rPr>
@@ -259,6 +390,7 @@
           <w:ilvl w:val="0"/>
           <w:numId w:val="2"/>
         </w:numPr>
+        <w:spacing w:after="30"/>
       </w:pPr>
       <w:r>
         <w:rPr>
@@ -278,10 +410,12 @@
     <w:p>
       <w:pPr>
         <w:pStyle w:val="Heading3"/>
-      </w:pPr>
-      <w:r>
-        <w:rPr>
-          <w:rFonts w:ascii="Prompt" w:cs="Prompt" w:eastAsia="Prompt" w:hAnsi="Prompt"/>
+        <w:spacing w:after="120" w:before="220"/>
+      </w:pPr>
+      <w:r>
+        <w:rPr>
+          <w:rFonts w:ascii="Prompt" w:cs="Prompt" w:eastAsia="Prompt" w:hAnsi="Prompt"/>
+          <w:color w:val="0C447C"/>
         </w:rPr>
         <w:t xml:space="preserve">Fixed</w:t>
       </w:r>
@@ -293,6 +427,7 @@
           <w:ilvl w:val="0"/>
           <w:numId w:val="2"/>
         </w:numPr>
+        <w:spacing w:after="30"/>
       </w:pPr>
       <w:r>
         <w:rPr>
@@ -308,6 +443,7 @@
           <w:ilvl w:val="0"/>
           <w:numId w:val="2"/>
         </w:numPr>
+        <w:spacing w:after="30"/>
       </w:pPr>
       <w:r>
         <w:rPr>
@@ -317,8 +453,10 @@
       </w:r>
     </w:p>
     <w:sectPr>
-      <w:pgSz w:w="12240" w:h="15840" w:orient="portrait"/>
-      <w:pgMar w:top="1440" w:right="1080" w:bottom="1440" w:left="1080" w:header="708" w:footer="708" w:gutter="0"/>
+      <w:headerReference w:type="default" r:id="rId7"/>
+      <w:footerReference w:type="default" r:id="rId8"/>
+      <w:pgSz w:w="11906" w:h="16838" w:orient="portrait"/>
+      <w:pgMar w:top="1200" w:right="1080" w:bottom="1200" w:left="1080" w:header="708" w:footer="708" w:gutter="0"/>
       <w:pgNumType/>
       <w:docGrid w:linePitch="360"/>
     </w:sectPr>
@@ -367,6 +505,46 @@
 </w:endnotes>
 </file>
 
+<file path=word/footer1.xml><?xml version="1.0" encoding="utf-8"?>
+<w:ftr xmlns:wpc="http://schemas.microsoft.com/office/word/2010/wordprocessingCanvas" xmlns:mc="http://schemas.openxmlformats.org/markup-compatibility/2006" xmlns:o="urn:schemas-microsoft-com:office:office" xmlns:r="http://schemas.openxmlformats.org/officeDocument/2006/relationships" xmlns:m="http://schemas.openxmlformats.org/officeDocument/2006/math" xmlns:v="urn:schemas-microsoft-com:vml" xmlns:wp14="http://schemas.microsoft.com/office/word/2010/wordprocessingDrawing" xmlns:wp="http://schemas.openxmlformats.org/drawingml/2006/wordprocessingDrawing" xmlns:w10="urn:schemas-microsoft-com:office:word" xmlns:w="http://schemas.openxmlformats.org/wordprocessingml/2006/main" xmlns:w14="http://schemas.microsoft.com/office/word/2010/wordml" xmlns:w15="http://schemas.microsoft.com/office/word/2012/wordml" xmlns:wpg="http://schemas.microsoft.com/office/word/2010/wordprocessingGroup" xmlns:wpi="http://schemas.microsoft.com/office/word/2010/wordprocessingInk" xmlns:wne="http://schemas.microsoft.com/office/word/2006/wordml" xmlns:wps="http://schemas.microsoft.com/office/word/2010/wordprocessingShape">
+  <w:p>
+    <w:pPr>
+      <w:pBdr>
+        <w:top w:val="single" w:color="C9D3E0" w:sz="4" w:space="4"/>
+      </w:pBdr>
+      <w:jc w:val="center"/>
+    </w:pPr>
+    <w:r>
+      <w:rPr>
+        <w:rFonts w:ascii="Prompt" w:cs="Prompt" w:eastAsia="Prompt" w:hAnsi="Prompt"/>
+        <w:color w:val="999999"/>
+        <w:sz w:val="14"/>
+        <w:szCs w:val="14"/>
+      </w:rPr>
+      <w:t xml:space="preserve">WS-Sale-App · v7.0 · </w:t>
+    </w:r>
+    <w:r>
+      <w:rPr>
+        <w:rFonts w:ascii="Prompt" w:cs="Prompt" w:eastAsia="Prompt" w:hAnsi="Prompt"/>
+        <w:color w:val="999999"/>
+        <w:sz w:val="14"/>
+        <w:szCs w:val="14"/>
+      </w:rPr>
+      <w:t xml:space="preserve">หน้า </w:t>
+      <w:fldChar w:fldCharType="begin"/>
+      <w:instrText xml:space="preserve">PAGE</w:instrText>
+      <w:fldChar w:fldCharType="separate"/>
+      <w:fldChar w:fldCharType="end"/>
+      <w:t xml:space="preserve"> / </w:t>
+      <w:fldChar w:fldCharType="begin"/>
+      <w:instrText xml:space="preserve">NUMPAGES</w:instrText>
+      <w:fldChar w:fldCharType="separate"/>
+      <w:fldChar w:fldCharType="end"/>
+    </w:r>
+  </w:p>
+</w:ftr>
+</file>
+
 <file path=word/footnotes.xml><?xml version="1.0" encoding="utf-8"?>
 <w:footnotes xmlns:wpc="http://schemas.microsoft.com/office/word/2010/wordprocessingCanvas" xmlns:mc="http://schemas.openxmlformats.org/markup-compatibility/2006" xmlns:o="urn:schemas-microsoft-com:office:office" xmlns:r="http://schemas.openxmlformats.org/officeDocument/2006/relationships" xmlns:m="http://schemas.openxmlformats.org/officeDocument/2006/math" xmlns:v="urn:schemas-microsoft-com:vml" xmlns:wp14="http://schemas.microsoft.com/office/word/2010/wordprocessingDrawing" xmlns:wp="http://schemas.openxmlformats.org/drawingml/2006/wordprocessingDrawing" xmlns:w10="urn:schemas-microsoft-com:office:word" xmlns:w="http://schemas.openxmlformats.org/wordprocessingml/2006/main" xmlns:w14="http://schemas.microsoft.com/office/word/2010/wordml" xmlns:w15="http://schemas.microsoft.com/office/word/2012/wordml" xmlns:wpg="http://schemas.microsoft.com/office/word/2010/wordprocessingGroup" xmlns:wpi="http://schemas.microsoft.com/office/word/2010/wordprocessingInk" xmlns:wne="http://schemas.microsoft.com/office/word/2006/wordml" xmlns:wps="http://schemas.microsoft.com/office/word/2010/wordprocessingShape" mc:Ignorable="w14 w15 wp14">
   <w:footnote w:type="separator" w:id="-1">
@@ -402,6 +580,39 @@
     </w:p>
   </w:footnote>
 </w:footnotes>
+</file>
+
+<file path=word/header1.xml><?xml version="1.0" encoding="utf-8"?>
+<w:hdr xmlns:wpc="http://schemas.microsoft.com/office/word/2010/wordprocessingCanvas" xmlns:mc="http://schemas.openxmlformats.org/markup-compatibility/2006" xmlns:o="urn:schemas-microsoft-com:office:office" xmlns:r="http://schemas.openxmlformats.org/officeDocument/2006/relationships" xmlns:m="http://schemas.openxmlformats.org/officeDocument/2006/math" xmlns:v="urn:schemas-microsoft-com:vml" xmlns:wp14="http://schemas.microsoft.com/office/word/2010/wordprocessingDrawing" xmlns:wp="http://schemas.openxmlformats.org/drawingml/2006/wordprocessingDrawing" xmlns:w10="urn:schemas-microsoft-com:office:word" xmlns:w="http://schemas.openxmlformats.org/wordprocessingml/2006/main" xmlns:w14="http://schemas.microsoft.com/office/word/2010/wordml" xmlns:w15="http://schemas.microsoft.com/office/word/2012/wordml" xmlns:wpg="http://schemas.microsoft.com/office/word/2010/wordprocessingGroup" xmlns:wpi="http://schemas.microsoft.com/office/word/2010/wordprocessingInk" xmlns:wne="http://schemas.microsoft.com/office/word/2006/wordml" xmlns:wps="http://schemas.microsoft.com/office/word/2010/wordprocessingShape" xmlns:cx="http://schemas.microsoft.com/office/drawing/2014/chartex" xmlns:cx1="http://schemas.microsoft.com/office/drawing/2015/9/8/chartex" xmlns:cx2="http://schemas.microsoft.com/office/drawing/2015/10/21/chartex" xmlns:cx3="http://schemas.microsoft.com/office/drawing/2016/5/9/chartex" xmlns:cx4="http://schemas.microsoft.com/office/drawing/2016/5/10/chartex" xmlns:cx5="http://schemas.microsoft.com/office/drawing/2016/5/11/chartex" xmlns:cx6="http://schemas.microsoft.com/office/drawing/2016/5/12/chartex" xmlns:cx7="http://schemas.microsoft.com/office/drawing/2016/5/13/chartex" xmlns:cx8="http://schemas.microsoft.com/office/drawing/2016/5/14/chartex" xmlns:w16cid="http://schemas.microsoft.com/office/word/2016/wordml/cid" xmlns:w16se="http://schemas.microsoft.com/office/word/2015/wordml/symex">
+  <w:p>
+    <w:pPr>
+      <w:pBdr>
+        <w:bottom w:val="single" w:color="0C447C" w:sz="4" w:space="4"/>
+      </w:pBdr>
+      <w:tabs>
+        <w:tab w:val="right" w:pos="9026"/>
+      </w:tabs>
+    </w:pPr>
+    <w:r>
+      <w:rPr>
+        <w:rFonts w:ascii="Prompt" w:cs="Prompt" w:eastAsia="Prompt" w:hAnsi="Prompt"/>
+        <w:color w:val="0C447C"/>
+        <w:sz w:val="14"/>
+        <w:szCs w:val="14"/>
+      </w:rPr>
+      <w:t xml:space="preserve">CHANGELOG</w:t>
+    </w:r>
+    <w:r>
+      <w:rPr>
+        <w:rFonts w:ascii="Prompt" w:cs="Prompt" w:eastAsia="Prompt" w:hAnsi="Prompt"/>
+        <w:color w:val="999999"/>
+        <w:sz w:val="14"/>
+        <w:szCs w:val="14"/>
+      </w:rPr>
+      <w:t xml:space="preserve">	World Fert · Confidential</w:t>
+    </w:r>
+  </w:p>
+</w:hdr>
 </file>
 
 <file path=word/numbering.xml><?xml version="1.0" encoding="utf-8"?>
@@ -500,6 +711,9 @@
       <w:pPr>
         <w:ind w:left="540" w:hanging="260"/>
       </w:pPr>
+      <w:rPr>
+        <w:color w:val="0C447C"/>
+      </w:rPr>
     </w:lvl>
   </w:abstractNum>
   <w:abstractNum w:abstractNumId="3" w15:restartNumberingAfterBreak="0">
@@ -535,6 +749,7 @@
     <w:rPrDefault>
       <w:rPr>
         <w:rFonts w:ascii="Prompt" w:cs="Prompt" w:eastAsia="Prompt" w:hAnsi="Prompt"/>
+        <w:color w:val="1A1A1A"/>
         <w:sz w:val="20"/>
         <w:szCs w:val="20"/>
       </w:rPr>
